--- a/NBIOS-CF/Bootfähigen IDE-CF Datenträger erstellen.docx
+++ b/NBIOS-CF/Bootfähigen IDE-CF Datenträger erstellen.docx
@@ -43,17 +43,54 @@
       <w:pPr>
         <w:rPr>
           <w:rFonts w:ascii="Arial" w:hAnsi="Arial" w:cs="Arial"/>
-          <w:sz w:val="24"/>
-          <w:szCs w:val="24"/>
-        </w:rPr>
-      </w:pPr>
-      <w:r>
-        <w:rPr>
-          <w:rFonts w:ascii="Arial" w:hAnsi="Arial" w:cs="Arial"/>
-          <w:sz w:val="24"/>
-          <w:szCs w:val="24"/>
-        </w:rPr>
-        <w:t>Diese Anleitung ist lediglich eine Ergänzung zur Anleitung von Ulrich Haumann. Die Ergänzun</w:t>
+          <w:b/>
+          <w:sz w:val="24"/>
+          <w:szCs w:val="24"/>
+        </w:rPr>
+      </w:pPr>
+      <w:r>
+        <w:rPr>
+          <w:rFonts w:ascii="Arial" w:hAnsi="Arial" w:cs="Arial"/>
+          <w:b/>
+          <w:sz w:val="24"/>
+          <w:szCs w:val="24"/>
+        </w:rPr>
+        <w:t>HINWEIS: Das fehlerfreie Erstellen eine Boot-Medium funktioniert mit der aktuellen Softwareversion noch nicht!</w:t>
+      </w:r>
+    </w:p>
+    <w:p>
+      <w:pPr>
+        <w:rPr>
+          <w:rFonts w:ascii="Arial" w:hAnsi="Arial" w:cs="Arial"/>
+          <w:sz w:val="24"/>
+          <w:szCs w:val="24"/>
+        </w:rPr>
+      </w:pPr>
+      <w:r>
+        <w:rPr>
+          <w:rFonts w:ascii="Arial" w:hAnsi="Arial" w:cs="Arial"/>
+          <w:sz w:val="24"/>
+          <w:szCs w:val="24"/>
+        </w:rPr>
+        <w:t xml:space="preserve">Diese Anleitung ist lediglich eine Ergänzung zur Anleitung von Ulrich </w:t>
+      </w:r>
+      <w:proofErr w:type="spellStart"/>
+      <w:r>
+        <w:rPr>
+          <w:rFonts w:ascii="Arial" w:hAnsi="Arial" w:cs="Arial"/>
+          <w:sz w:val="24"/>
+          <w:szCs w:val="24"/>
+        </w:rPr>
+        <w:t>Haumann</w:t>
+      </w:r>
+      <w:proofErr w:type="spellEnd"/>
+      <w:r>
+        <w:rPr>
+          <w:rFonts w:ascii="Arial" w:hAnsi="Arial" w:cs="Arial"/>
+          <w:sz w:val="24"/>
+          <w:szCs w:val="24"/>
+        </w:rPr>
+        <w:t>. Die Ergänzun</w:t>
       </w:r>
       <w:r>
         <w:rPr>
@@ -86,7 +123,25 @@
           <w:sz w:val="24"/>
           <w:szCs w:val="24"/>
         </w:rPr>
-        <w:t>Ich empfehle zum Arbeiten mit dem MC CP/M-Computer generell das Windows-Terminal-Programm TeraTerm. A</w:t>
+        <w:t xml:space="preserve">Ich empfehle zum Arbeiten mit dem MC CP/M-Computer generell das Windows-Terminal-Programm </w:t>
+      </w:r>
+      <w:proofErr w:type="spellStart"/>
+      <w:r>
+        <w:rPr>
+          <w:rFonts w:ascii="Arial" w:hAnsi="Arial" w:cs="Arial"/>
+          <w:sz w:val="24"/>
+          <w:szCs w:val="24"/>
+        </w:rPr>
+        <w:t>TeraTerm</w:t>
+      </w:r>
+      <w:proofErr w:type="spellEnd"/>
+      <w:r>
+        <w:rPr>
+          <w:rFonts w:ascii="Arial" w:hAnsi="Arial" w:cs="Arial"/>
+          <w:sz w:val="24"/>
+          <w:szCs w:val="24"/>
+        </w:rPr>
+        <w:t>. A</w:t>
       </w:r>
       <w:r>
         <w:rPr>
@@ -698,7 +753,24 @@
           <w:szCs w:val="24"/>
         </w:rPr>
         <w:tab/>
-        <w:t xml:space="preserve">Bootloader </w:t>
+      </w:r>
+      <w:proofErr w:type="spellStart"/>
+      <w:r>
+        <w:rPr>
+          <w:rFonts w:ascii="Arial" w:hAnsi="Arial" w:cs="Arial"/>
+          <w:sz w:val="24"/>
+          <w:szCs w:val="24"/>
+        </w:rPr>
+        <w:t>Bootloader</w:t>
+      </w:r>
+      <w:proofErr w:type="spellEnd"/>
+      <w:r>
+        <w:rPr>
+          <w:rFonts w:ascii="Arial" w:hAnsi="Arial" w:cs="Arial"/>
+          <w:sz w:val="24"/>
+          <w:szCs w:val="24"/>
+        </w:rPr>
+        <w:t xml:space="preserve"> </w:t>
       </w:r>
       <w:r>
         <w:rPr>
@@ -814,13 +886,23 @@
         </w:rPr>
         <w:t xml:space="preserve">den </w:t>
       </w:r>
-      <w:r>
-        <w:rPr>
-          <w:rFonts w:ascii="Arial" w:hAnsi="Arial" w:cs="Arial"/>
-          <w:sz w:val="24"/>
-          <w:szCs w:val="24"/>
-        </w:rPr>
-        <w:t xml:space="preserve">Bootloader </w:t>
+      <w:proofErr w:type="spellStart"/>
+      <w:r>
+        <w:rPr>
+          <w:rFonts w:ascii="Arial" w:hAnsi="Arial" w:cs="Arial"/>
+          <w:sz w:val="24"/>
+          <w:szCs w:val="24"/>
+        </w:rPr>
+        <w:t>Bootloader</w:t>
+      </w:r>
+      <w:proofErr w:type="spellEnd"/>
+      <w:r>
+        <w:rPr>
+          <w:rFonts w:ascii="Arial" w:hAnsi="Arial" w:cs="Arial"/>
+          <w:sz w:val="24"/>
+          <w:szCs w:val="24"/>
+        </w:rPr>
+        <w:t xml:space="preserve"> </w:t>
       </w:r>
       <w:r>
         <w:rPr>
@@ -1015,8 +1097,18 @@
           <w:sz w:val="24"/>
           <w:szCs w:val="24"/>
         </w:rPr>
-        <w:t xml:space="preserve"> bei erfolgreicher Übertragung..</w:t>
-      </w:r>
+        <w:t xml:space="preserve"> bei erfolgreicher Übertragung</w:t>
+      </w:r>
+      <w:proofErr w:type="gramStart"/>
+      <w:r>
+        <w:rPr>
+          <w:rFonts w:ascii="Arial" w:hAnsi="Arial" w:cs="Arial"/>
+          <w:sz w:val="24"/>
+          <w:szCs w:val="24"/>
+        </w:rPr>
+        <w:t>..</w:t>
+      </w:r>
+      <w:proofErr w:type="gramEnd"/>
     </w:p>
     <w:p>
       <w:pPr>
@@ -1165,130 +1257,30 @@
           <w:sz w:val="24"/>
           <w:szCs w:val="24"/>
         </w:rPr>
-        <w:t>. 4 Partitionen bzw. Laufwerke werden formatiert. Das dauert einige Minuten. Die LED an der IDE/CF-Karte sollte während des Formtierens leuchten.</w:t>
-      </w:r>
-    </w:p>
-    <w:p>
-      <w:pPr>
-        <w:rPr>
-          <w:rFonts w:ascii="Arial" w:hAnsi="Arial" w:cs="Arial"/>
-          <w:sz w:val="24"/>
-          <w:szCs w:val="24"/>
-        </w:rPr>
-      </w:pPr>
-      <w:r>
-        <w:rPr>
-          <w:rFonts w:ascii="Arial" w:hAnsi="Arial" w:cs="Arial"/>
-          <w:sz w:val="24"/>
-          <w:szCs w:val="24"/>
-        </w:rPr>
-        <w:t xml:space="preserve">Dann mit </w:t>
-      </w:r>
-      <w:r>
-        <w:rPr>
-          <w:rFonts w:ascii="Arial" w:hAnsi="Arial" w:cs="Arial"/>
-          <w:b/>
-          <w:sz w:val="24"/>
-          <w:szCs w:val="24"/>
-        </w:rPr>
-        <w:t>r100</w:t>
-      </w:r>
-      <w:r>
-        <w:rPr>
-          <w:rFonts w:ascii="Arial" w:hAnsi="Arial" w:cs="Arial"/>
-          <w:sz w:val="24"/>
-          <w:szCs w:val="24"/>
-        </w:rPr>
-        <w:t xml:space="preserve">  </w:t>
-      </w:r>
-      <w:r>
-        <w:rPr>
-          <w:rFonts w:ascii="Arial" w:hAnsi="Arial" w:cs="Arial"/>
-          <w:sz w:val="24"/>
-          <w:szCs w:val="24"/>
-        </w:rPr>
-        <w:sym w:font="Wingdings" w:char="F0E0"/>
-      </w:r>
-      <w:r>
-        <w:rPr>
-          <w:rFonts w:ascii="Arial" w:hAnsi="Arial" w:cs="Arial"/>
-          <w:sz w:val="24"/>
-          <w:szCs w:val="24"/>
-        </w:rPr>
-        <w:t xml:space="preserve"> </w:t>
-      </w:r>
-      <w:r>
-        <w:rPr>
-          <w:rFonts w:ascii="Arial" w:hAnsi="Arial" w:cs="Arial"/>
-          <w:b/>
-          <w:sz w:val="24"/>
-          <w:szCs w:val="24"/>
-        </w:rPr>
-        <w:t>Enter</w:t>
-      </w:r>
-      <w:r>
-        <w:rPr>
-          <w:rFonts w:ascii="Arial" w:hAnsi="Arial" w:cs="Arial"/>
-          <w:sz w:val="24"/>
-          <w:szCs w:val="24"/>
-        </w:rPr>
-        <w:t xml:space="preserve"> und  „Send File“ NFORM-CF.HEX das Format-Programm laden und </w:t>
-      </w:r>
-      <w:r>
-        <w:rPr>
-          <w:rFonts w:ascii="Arial" w:hAnsi="Arial" w:cs="Arial"/>
-          <w:b/>
-          <w:sz w:val="24"/>
-          <w:szCs w:val="24"/>
-        </w:rPr>
-        <w:t>g100</w:t>
-      </w:r>
-      <w:r>
-        <w:rPr>
-          <w:rFonts w:ascii="Arial" w:hAnsi="Arial" w:cs="Arial"/>
-          <w:sz w:val="24"/>
-          <w:szCs w:val="24"/>
-        </w:rPr>
-        <w:t xml:space="preserve"> </w:t>
-      </w:r>
-      <w:r>
-        <w:rPr>
-          <w:rFonts w:ascii="Arial" w:hAnsi="Arial" w:cs="Arial"/>
-          <w:sz w:val="24"/>
-          <w:szCs w:val="24"/>
-        </w:rPr>
-        <w:sym w:font="Wingdings" w:char="F0E0"/>
-      </w:r>
-      <w:r>
-        <w:rPr>
-          <w:rFonts w:ascii="Arial" w:hAnsi="Arial" w:cs="Arial"/>
-          <w:sz w:val="24"/>
-          <w:szCs w:val="24"/>
-        </w:rPr>
-        <w:t xml:space="preserve"> </w:t>
-      </w:r>
-      <w:r>
-        <w:rPr>
-          <w:rFonts w:ascii="Arial" w:hAnsi="Arial" w:cs="Arial"/>
-          <w:b/>
-          <w:sz w:val="24"/>
-          <w:szCs w:val="24"/>
-        </w:rPr>
-        <w:t>Enter</w:t>
-      </w:r>
-      <w:r>
-        <w:rPr>
-          <w:rFonts w:ascii="Arial" w:hAnsi="Arial" w:cs="Arial"/>
-          <w:sz w:val="24"/>
-          <w:szCs w:val="24"/>
-        </w:rPr>
-        <w:t xml:space="preserve"> starten.</w:t>
-      </w:r>
-    </w:p>
-    <w:p>
-      <w:pPr>
-        <w:rPr>
-          <w:rFonts w:ascii="Arial" w:hAnsi="Arial" w:cs="Arial"/>
+        <w:t>. 4 Partitionen bzw. Laufwerke werden formatiert. Das dauert einige Minuten. Die LED an der IDE/CF-Karte sollte während des Form</w:t>
+      </w:r>
+      <w:r>
+        <w:rPr>
+          <w:rFonts w:ascii="Arial" w:hAnsi="Arial" w:cs="Arial"/>
+          <w:sz w:val="24"/>
+          <w:szCs w:val="24"/>
+        </w:rPr>
+        <w:t>a</w:t>
+      </w:r>
+      <w:r>
+        <w:rPr>
+          <w:rFonts w:ascii="Arial" w:hAnsi="Arial" w:cs="Arial"/>
+          <w:sz w:val="24"/>
+          <w:szCs w:val="24"/>
+        </w:rPr>
+        <w:t>tierens leuchten.</w:t>
+      </w:r>
+    </w:p>
+    <w:p>
+      <w:pPr>
+        <w:rPr>
+          <w:rFonts w:ascii="Arial" w:hAnsi="Arial" w:cs="Arial"/>
+          <w:b/>
           <w:sz w:val="24"/>
           <w:szCs w:val="24"/>
         </w:rPr>
@@ -1639,7 +1631,33 @@
           <w:sz w:val="24"/>
           <w:szCs w:val="24"/>
         </w:rPr>
-        <w:t xml:space="preserve"> das Schrein-Proramm auf Adresse 0100h laden und mit g100 starten. </w:t>
+        <w:t xml:space="preserve"> das Schreib</w:t>
+      </w:r>
+      <w:r>
+        <w:rPr>
+          <w:rFonts w:ascii="Arial" w:hAnsi="Arial" w:cs="Arial"/>
+          <w:sz w:val="24"/>
+          <w:szCs w:val="24"/>
+        </w:rPr>
+        <w:t>-</w:t>
+      </w:r>
+      <w:proofErr w:type="spellStart"/>
+      <w:r>
+        <w:rPr>
+          <w:rFonts w:ascii="Arial" w:hAnsi="Arial" w:cs="Arial"/>
+          <w:sz w:val="24"/>
+          <w:szCs w:val="24"/>
+        </w:rPr>
+        <w:t>Proramm</w:t>
+      </w:r>
+      <w:proofErr w:type="spellEnd"/>
+      <w:r>
+        <w:rPr>
+          <w:rFonts w:ascii="Arial" w:hAnsi="Arial" w:cs="Arial"/>
+          <w:sz w:val="24"/>
+          <w:szCs w:val="24"/>
+        </w:rPr>
+        <w:t xml:space="preserve"> auf Adresse 0100h laden und mit g100 starten. </w:t>
       </w:r>
       <w:r>
         <w:rPr>
@@ -1654,13 +1672,15 @@
       <w:pPr>
         <w:rPr>
           <w:rFonts w:ascii="Arial" w:hAnsi="Arial" w:cs="Arial"/>
-          <w:sz w:val="24"/>
-          <w:szCs w:val="24"/>
-        </w:rPr>
-      </w:pPr>
-      <w:r>
-        <w:rPr>
-          <w:rFonts w:ascii="Arial" w:hAnsi="Arial" w:cs="Arial"/>
+          <w:b/>
+          <w:sz w:val="24"/>
+          <w:szCs w:val="24"/>
+        </w:rPr>
+      </w:pPr>
+      <w:r>
+        <w:rPr>
+          <w:rFonts w:ascii="Arial" w:hAnsi="Arial" w:cs="Arial"/>
+          <w:b/>
           <w:sz w:val="24"/>
           <w:szCs w:val="24"/>
         </w:rPr>
@@ -1876,7 +1896,43 @@
           <w:sz w:val="24"/>
           <w:szCs w:val="24"/>
         </w:rPr>
-        <w:t>Der Medium ist jetzt bootfähig und enthält das CP/M System. Nach eine Reset kann es über den Monitor gebootet werden (Kommando „I“ und entsprechendes Medium wählen).</w:t>
+        <w:t xml:space="preserve">Der Medium ist jetzt bootfähig und enthält das CP/M System. Nach </w:t>
+      </w:r>
+      <w:proofErr w:type="gramStart"/>
+      <w:r>
+        <w:rPr>
+          <w:rFonts w:ascii="Arial" w:hAnsi="Arial" w:cs="Arial"/>
+          <w:sz w:val="24"/>
+          <w:szCs w:val="24"/>
+        </w:rPr>
+        <w:t>eine</w:t>
+      </w:r>
+      <w:proofErr w:type="gramEnd"/>
+      <w:r>
+        <w:rPr>
+          <w:rFonts w:ascii="Arial" w:hAnsi="Arial" w:cs="Arial"/>
+          <w:sz w:val="24"/>
+          <w:szCs w:val="24"/>
+        </w:rPr>
+        <w:t xml:space="preserve"> </w:t>
+      </w:r>
+      <w:proofErr w:type="spellStart"/>
+      <w:r>
+        <w:rPr>
+          <w:rFonts w:ascii="Arial" w:hAnsi="Arial" w:cs="Arial"/>
+          <w:sz w:val="24"/>
+          <w:szCs w:val="24"/>
+        </w:rPr>
+        <w:t>Reset</w:t>
+      </w:r>
+      <w:proofErr w:type="spellEnd"/>
+      <w:r>
+        <w:rPr>
+          <w:rFonts w:ascii="Arial" w:hAnsi="Arial" w:cs="Arial"/>
+          <w:sz w:val="24"/>
+          <w:szCs w:val="24"/>
+        </w:rPr>
+        <w:t xml:space="preserve"> kann es über den Monitor gebootet werden (Kommando „I“ und entsprechendes Medium wählen).</w:t>
       </w:r>
     </w:p>
     <w:p>
@@ -2100,7 +2156,43 @@
           <w:sz w:val="24"/>
           <w:szCs w:val="24"/>
         </w:rPr>
-        <w:t xml:space="preserve"> können jetzt weitere Programme über das Xmodem-Protokoll mit TeraTerm gesendet werden.</w:t>
+        <w:t xml:space="preserve"> können jetzt weitere Programme über das </w:t>
+      </w:r>
+      <w:proofErr w:type="spellStart"/>
+      <w:r>
+        <w:rPr>
+          <w:rFonts w:ascii="Arial" w:hAnsi="Arial" w:cs="Arial"/>
+          <w:sz w:val="24"/>
+          <w:szCs w:val="24"/>
+        </w:rPr>
+        <w:t>Xmodem</w:t>
+      </w:r>
+      <w:proofErr w:type="spellEnd"/>
+      <w:r>
+        <w:rPr>
+          <w:rFonts w:ascii="Arial" w:hAnsi="Arial" w:cs="Arial"/>
+          <w:sz w:val="24"/>
+          <w:szCs w:val="24"/>
+        </w:rPr>
+        <w:t xml:space="preserve">-Protokoll mit </w:t>
+      </w:r>
+      <w:proofErr w:type="spellStart"/>
+      <w:r>
+        <w:rPr>
+          <w:rFonts w:ascii="Arial" w:hAnsi="Arial" w:cs="Arial"/>
+          <w:sz w:val="24"/>
+          <w:szCs w:val="24"/>
+        </w:rPr>
+        <w:t>TeraTerm</w:t>
+      </w:r>
+      <w:proofErr w:type="spellEnd"/>
+      <w:r>
+        <w:rPr>
+          <w:rFonts w:ascii="Arial" w:hAnsi="Arial" w:cs="Arial"/>
+          <w:sz w:val="24"/>
+          <w:szCs w:val="24"/>
+        </w:rPr>
+        <w:t xml:space="preserve"> gesendet werden.</w:t>
       </w:r>
     </w:p>
     <w:p>
@@ -2126,8 +2218,19 @@
           <w:sz w:val="24"/>
           <w:szCs w:val="24"/>
         </w:rPr>
-        <w:t>NPCGET dateiname</w:t>
-      </w:r>
+        <w:t xml:space="preserve">NPCGET </w:t>
+      </w:r>
+      <w:proofErr w:type="spellStart"/>
+      <w:r>
+        <w:rPr>
+          <w:rFonts w:ascii="Arial" w:hAnsi="Arial" w:cs="Arial"/>
+          <w:b/>
+          <w:sz w:val="24"/>
+          <w:szCs w:val="24"/>
+        </w:rPr>
+        <w:t>dateiname</w:t>
+      </w:r>
+      <w:proofErr w:type="spellEnd"/>
       <w:r>
         <w:rPr>
           <w:rFonts w:ascii="Arial" w:hAnsi="Arial" w:cs="Arial"/>
@@ -2142,7 +2245,25 @@
           <w:sz w:val="24"/>
           <w:szCs w:val="24"/>
         </w:rPr>
-        <w:t xml:space="preserve">oder das Programm in TeraTerm mit </w:t>
+        <w:t xml:space="preserve">oder das Programm in </w:t>
+      </w:r>
+      <w:proofErr w:type="spellStart"/>
+      <w:r>
+        <w:rPr>
+          <w:rFonts w:ascii="Arial" w:hAnsi="Arial" w:cs="Arial"/>
+          <w:sz w:val="24"/>
+          <w:szCs w:val="24"/>
+        </w:rPr>
+        <w:t>TeraTerm</w:t>
+      </w:r>
+      <w:proofErr w:type="spellEnd"/>
+      <w:r>
+        <w:rPr>
+          <w:rFonts w:ascii="Arial" w:hAnsi="Arial" w:cs="Arial"/>
+          <w:sz w:val="24"/>
+          <w:szCs w:val="24"/>
+        </w:rPr>
+        <w:t xml:space="preserve"> mit </w:t>
       </w:r>
       <w:r>
         <w:rPr>
@@ -2183,7 +2304,25 @@
           <w:sz w:val="24"/>
           <w:szCs w:val="24"/>
         </w:rPr>
-        <w:t xml:space="preserve"> Repository von Ulrich Haumann </w:t>
+        <w:t xml:space="preserve"> Repository von Ulrich </w:t>
+      </w:r>
+      <w:proofErr w:type="spellStart"/>
+      <w:r>
+        <w:rPr>
+          <w:rFonts w:ascii="Arial" w:hAnsi="Arial" w:cs="Arial"/>
+          <w:sz w:val="24"/>
+          <w:szCs w:val="24"/>
+        </w:rPr>
+        <w:t>Haumann</w:t>
+      </w:r>
+      <w:proofErr w:type="spellEnd"/>
+      <w:r>
+        <w:rPr>
+          <w:rFonts w:ascii="Arial" w:hAnsi="Arial" w:cs="Arial"/>
+          <w:sz w:val="24"/>
+          <w:szCs w:val="24"/>
+        </w:rPr>
+        <w:t xml:space="preserve"> </w:t>
       </w:r>
       <w:hyperlink r:id="rId7" w:history="1">
         <w:r>
@@ -2323,7 +2462,7 @@
       <w:rPr>
         <w:noProof/>
       </w:rPr>
-      <w:t xml:space="preserve"> 1 -</w:t>
+      <w:t xml:space="preserve"> 2 -</w:t>
     </w:r>
     <w:r>
       <w:rPr>

--- a/NBIOS-CF/Bootfähigen IDE-CF Datenträger erstellen.docx
+++ b/NBIOS-CF/Bootfähigen IDE-CF Datenträger erstellen.docx
@@ -956,6 +956,33 @@
     </w:p>
     <w:p>
       <w:pPr>
+        <w:ind w:left="2832" w:hanging="2832"/>
+        <w:rPr>
+          <w:rFonts w:ascii="Arial" w:hAnsi="Arial" w:cs="Arial"/>
+          <w:sz w:val="24"/>
+          <w:szCs w:val="24"/>
+        </w:rPr>
+      </w:pPr>
+      <w:r>
+        <w:rPr>
+          <w:rFonts w:ascii="Arial" w:hAnsi="Arial" w:cs="Arial"/>
+          <w:sz w:val="24"/>
+          <w:szCs w:val="24"/>
+        </w:rPr>
+        <w:t>NGET.HEX</w:t>
+      </w:r>
+      <w:r>
+        <w:rPr>
+          <w:rFonts w:ascii="Arial" w:hAnsi="Arial" w:cs="Arial"/>
+          <w:sz w:val="24"/>
+          <w:szCs w:val="24"/>
+        </w:rPr>
+        <w:tab/>
+        <w:t>Transfer-Programm</w:t>
+      </w:r>
+    </w:p>
+    <w:p>
+      <w:pPr>
         <w:rPr>
           <w:rFonts w:ascii="Arial" w:hAnsi="Arial" w:cs="Arial"/>
           <w:b/>
@@ -1291,6 +1318,7 @@
           <w:sz w:val="24"/>
           <w:szCs w:val="24"/>
         </w:rPr>
+        <w:lastRenderedPageBreak/>
         <w:t>Wenn sich der Monitor zurückmeldet</w:t>
       </w:r>
       <w:r>
@@ -1342,7 +1370,6 @@
           <w:sz w:val="24"/>
           <w:szCs w:val="24"/>
         </w:rPr>
-        <w:lastRenderedPageBreak/>
         <w:t>Schreiben des CP/M und des BIOS</w:t>
       </w:r>
       <w:r>
@@ -2070,24 +2097,84 @@
           <w:sz w:val="24"/>
           <w:szCs w:val="24"/>
         </w:rPr>
-        <w:t>Dann RESET-Taste drücken (nicht ausschalten) und mit „</w:t>
-      </w:r>
-      <w:r>
-        <w:rPr>
-          <w:rFonts w:ascii="Arial" w:hAnsi="Arial" w:cs="Arial"/>
-          <w:b/>
-          <w:sz w:val="24"/>
-          <w:szCs w:val="24"/>
-        </w:rPr>
-        <w:t>I</w:t>
-      </w:r>
-      <w:r>
-        <w:rPr>
-          <w:rFonts w:ascii="Arial" w:hAnsi="Arial" w:cs="Arial"/>
-          <w:sz w:val="24"/>
-          <w:szCs w:val="24"/>
-        </w:rPr>
-        <w:t>“ vom IDE/CF-Medium booten. NPCGET.HEX befindet sich immer noch im Speicher und kann mit dem CP/M-Kommando „</w:t>
+        <w:t xml:space="preserve">Da der </w:t>
+      </w:r>
+      <w:proofErr w:type="spellStart"/>
+      <w:r>
+        <w:rPr>
+          <w:rFonts w:ascii="Arial" w:hAnsi="Arial" w:cs="Arial"/>
+          <w:sz w:val="24"/>
+          <w:szCs w:val="24"/>
+        </w:rPr>
+        <w:t>Bootloader</w:t>
+      </w:r>
+      <w:proofErr w:type="spellEnd"/>
+      <w:r>
+        <w:rPr>
+          <w:rFonts w:ascii="Arial" w:hAnsi="Arial" w:cs="Arial"/>
+          <w:sz w:val="24"/>
+          <w:szCs w:val="24"/>
+        </w:rPr>
+        <w:t xml:space="preserve"> </w:t>
+      </w:r>
+      <w:r>
+        <w:rPr>
+          <w:rFonts w:ascii="Arial" w:hAnsi="Arial" w:cs="Arial"/>
+          <w:sz w:val="24"/>
+          <w:szCs w:val="24"/>
+        </w:rPr>
+        <w:t xml:space="preserve">das Programm an Adresse 100h überschreiben würde, </w:t>
+      </w:r>
+      <w:r>
+        <w:rPr>
+          <w:rFonts w:ascii="Arial" w:hAnsi="Arial" w:cs="Arial"/>
+          <w:sz w:val="24"/>
+          <w:szCs w:val="24"/>
+        </w:rPr>
+        <w:t xml:space="preserve">startet man das CP/M direkt mit dem Monitor Befehl </w:t>
+      </w:r>
+      <w:r>
+        <w:rPr>
+          <w:rFonts w:ascii="Arial" w:hAnsi="Arial" w:cs="Arial"/>
+          <w:b/>
+          <w:sz w:val="24"/>
+          <w:szCs w:val="24"/>
+        </w:rPr>
+        <w:t>ge2</w:t>
+      </w:r>
+      <w:r>
+        <w:rPr>
+          <w:rFonts w:ascii="Arial" w:hAnsi="Arial" w:cs="Arial"/>
+          <w:b/>
+          <w:sz w:val="24"/>
+          <w:szCs w:val="24"/>
+        </w:rPr>
+        <w:t>00</w:t>
+      </w:r>
+      <w:r>
+        <w:rPr>
+          <w:rFonts w:ascii="Arial" w:hAnsi="Arial" w:cs="Arial"/>
+          <w:sz w:val="24"/>
+          <w:szCs w:val="24"/>
+        </w:rPr>
+        <w:t>.</w:t>
+      </w:r>
+    </w:p>
+    <w:p>
+      <w:pPr>
+        <w:rPr>
+          <w:rFonts w:ascii="Arial" w:hAnsi="Arial" w:cs="Arial"/>
+          <w:sz w:val="24"/>
+          <w:szCs w:val="24"/>
+        </w:rPr>
+      </w:pPr>
+      <w:r>
+        <w:rPr>
+          <w:rFonts w:ascii="Arial" w:hAnsi="Arial" w:cs="Arial"/>
+          <w:sz w:val="24"/>
+          <w:szCs w:val="24"/>
+        </w:rPr>
+        <w:t>NPCGET.HEX befindet sich immer noch im Speicher und kann mit dem CP/M-Kommando „</w:t>
       </w:r>
       <w:r>
         <w:rPr>
@@ -2359,15 +2446,6 @@
         </w:rPr>
         <w:t>et.</w:t>
       </w:r>
-    </w:p>
-    <w:p>
-      <w:pPr>
-        <w:rPr>
-          <w:rFonts w:ascii="Arial" w:hAnsi="Arial" w:cs="Arial"/>
-          <w:sz w:val="24"/>
-          <w:szCs w:val="24"/>
-        </w:rPr>
-      </w:pPr>
     </w:p>
     <w:sectPr>
       <w:footerReference w:type="default" r:id="rId8"/>
@@ -2422,7 +2500,31 @@
       <w:rPr>
         <w:rFonts w:asciiTheme="majorHAnsi" w:eastAsiaTheme="majorEastAsia" w:hAnsiTheme="majorHAnsi" w:cstheme="majorBidi"/>
       </w:rPr>
-      <w:t>Bootfähiges DIE/CF-Medium erstellen</w:t>
+      <w:t xml:space="preserve">Bootfähiges </w:t>
+    </w:r>
+    <w:r>
+      <w:rPr>
+        <w:rFonts w:asciiTheme="majorHAnsi" w:eastAsiaTheme="majorEastAsia" w:hAnsiTheme="majorHAnsi" w:cstheme="majorBidi"/>
+      </w:rPr>
+      <w:t>I</w:t>
+    </w:r>
+    <w:r>
+      <w:rPr>
+        <w:rFonts w:asciiTheme="majorHAnsi" w:eastAsiaTheme="majorEastAsia" w:hAnsiTheme="majorHAnsi" w:cstheme="majorBidi"/>
+      </w:rPr>
+      <w:t>DE</w:t>
+    </w:r>
+    <w:r>
+      <w:rPr>
+        <w:rFonts w:asciiTheme="majorHAnsi" w:eastAsiaTheme="majorEastAsia" w:hAnsiTheme="majorHAnsi" w:cstheme="majorBidi"/>
+      </w:rPr>
+      <w:t>/CF-Medium erstellen</w:t>
+    </w:r>
+    <w:r>
+      <w:rPr>
+        <w:rFonts w:asciiTheme="majorHAnsi" w:eastAsiaTheme="majorEastAsia" w:hAnsiTheme="majorHAnsi" w:cstheme="majorBidi"/>
+      </w:rPr>
+      <w:t>, Stand 08.08.2026</w:t>
     </w:r>
     <w:r>
       <w:rPr>

--- a/NBIOS-CF/Bootfähigen IDE-CF Datenträger erstellen.docx
+++ b/NBIOS-CF/Bootfähigen IDE-CF Datenträger erstellen.docx
@@ -72,25 +72,7 @@
           <w:sz w:val="24"/>
           <w:szCs w:val="24"/>
         </w:rPr>
-        <w:t xml:space="preserve">Diese Anleitung ist lediglich eine Ergänzung zur Anleitung von Ulrich </w:t>
-      </w:r>
-      <w:proofErr w:type="spellStart"/>
-      <w:r>
-        <w:rPr>
-          <w:rFonts w:ascii="Arial" w:hAnsi="Arial" w:cs="Arial"/>
-          <w:sz w:val="24"/>
-          <w:szCs w:val="24"/>
-        </w:rPr>
-        <w:t>Haumann</w:t>
-      </w:r>
-      <w:proofErr w:type="spellEnd"/>
-      <w:r>
-        <w:rPr>
-          <w:rFonts w:ascii="Arial" w:hAnsi="Arial" w:cs="Arial"/>
-          <w:sz w:val="24"/>
-          <w:szCs w:val="24"/>
-        </w:rPr>
-        <w:t>. Die Ergänzun</w:t>
+        <w:t>Diese Anleitung ist lediglich eine Ergänzung zur Anleitung von Ulrich Haumann. Die Ergänzun</w:t>
       </w:r>
       <w:r>
         <w:rPr>
@@ -123,25 +105,7 @@
           <w:sz w:val="24"/>
           <w:szCs w:val="24"/>
         </w:rPr>
-        <w:t xml:space="preserve">Ich empfehle zum Arbeiten mit dem MC CP/M-Computer generell das Windows-Terminal-Programm </w:t>
-      </w:r>
-      <w:proofErr w:type="spellStart"/>
-      <w:r>
-        <w:rPr>
-          <w:rFonts w:ascii="Arial" w:hAnsi="Arial" w:cs="Arial"/>
-          <w:sz w:val="24"/>
-          <w:szCs w:val="24"/>
-        </w:rPr>
-        <w:t>TeraTerm</w:t>
-      </w:r>
-      <w:proofErr w:type="spellEnd"/>
-      <w:r>
-        <w:rPr>
-          <w:rFonts w:ascii="Arial" w:hAnsi="Arial" w:cs="Arial"/>
-          <w:sz w:val="24"/>
-          <w:szCs w:val="24"/>
-        </w:rPr>
-        <w:t>. A</w:t>
+        <w:t>Ich empfehle zum Arbeiten mit dem MC CP/M-Computer generell das Windows-Terminal-Programm TeraTerm. A</w:t>
       </w:r>
       <w:r>
         <w:rPr>
@@ -753,24 +717,7 @@
           <w:szCs w:val="24"/>
         </w:rPr>
         <w:tab/>
-      </w:r>
-      <w:proofErr w:type="spellStart"/>
-      <w:r>
-        <w:rPr>
-          <w:rFonts w:ascii="Arial" w:hAnsi="Arial" w:cs="Arial"/>
-          <w:sz w:val="24"/>
-          <w:szCs w:val="24"/>
-        </w:rPr>
-        <w:t>Bootloader</w:t>
-      </w:r>
-      <w:proofErr w:type="spellEnd"/>
-      <w:r>
-        <w:rPr>
-          <w:rFonts w:ascii="Arial" w:hAnsi="Arial" w:cs="Arial"/>
-          <w:sz w:val="24"/>
-          <w:szCs w:val="24"/>
-        </w:rPr>
-        <w:t xml:space="preserve"> </w:t>
+        <w:t xml:space="preserve">Bootloader </w:t>
       </w:r>
       <w:r>
         <w:rPr>
@@ -844,7 +791,15 @@
           <w:sz w:val="24"/>
           <w:szCs w:val="24"/>
         </w:rPr>
-        <w:t>NBPUT</w:t>
+        <w:t>N</w:t>
+      </w:r>
+      <w:r>
+        <w:rPr>
+          <w:rFonts w:ascii="Arial" w:hAnsi="Arial" w:cs="Arial"/>
+          <w:sz w:val="24"/>
+          <w:szCs w:val="24"/>
+        </w:rPr>
+        <w:t>PUT</w:t>
       </w:r>
       <w:r>
         <w:rPr>
@@ -886,23 +841,13 @@
         </w:rPr>
         <w:t xml:space="preserve">den </w:t>
       </w:r>
-      <w:proofErr w:type="spellStart"/>
-      <w:r>
-        <w:rPr>
-          <w:rFonts w:ascii="Arial" w:hAnsi="Arial" w:cs="Arial"/>
-          <w:sz w:val="24"/>
-          <w:szCs w:val="24"/>
-        </w:rPr>
-        <w:t>Bootloader</w:t>
-      </w:r>
-      <w:proofErr w:type="spellEnd"/>
-      <w:r>
-        <w:rPr>
-          <w:rFonts w:ascii="Arial" w:hAnsi="Arial" w:cs="Arial"/>
-          <w:sz w:val="24"/>
-          <w:szCs w:val="24"/>
-        </w:rPr>
-        <w:t xml:space="preserve"> </w:t>
+      <w:r>
+        <w:rPr>
+          <w:rFonts w:ascii="Arial" w:hAnsi="Arial" w:cs="Arial"/>
+          <w:sz w:val="24"/>
+          <w:szCs w:val="24"/>
+        </w:rPr>
+        <w:t xml:space="preserve">Bootloader </w:t>
       </w:r>
       <w:r>
         <w:rPr>
@@ -978,6 +923,21 @@
           <w:szCs w:val="24"/>
         </w:rPr>
         <w:tab/>
+      </w:r>
+      <w:r>
+        <w:rPr>
+          <w:rFonts w:ascii="Arial" w:hAnsi="Arial" w:cs="Arial"/>
+          <w:sz w:val="24"/>
+          <w:szCs w:val="24"/>
+        </w:rPr>
+        <w:t xml:space="preserve">File </w:t>
+      </w:r>
+      <w:r>
+        <w:rPr>
+          <w:rFonts w:ascii="Arial" w:hAnsi="Arial" w:cs="Arial"/>
+          <w:sz w:val="24"/>
+          <w:szCs w:val="24"/>
+        </w:rPr>
         <w:t>Transfer-Programm</w:t>
       </w:r>
     </w:p>
@@ -1124,18 +1084,8 @@
           <w:sz w:val="24"/>
           <w:szCs w:val="24"/>
         </w:rPr>
-        <w:t xml:space="preserve"> bei erfolgreicher Übertragung</w:t>
-      </w:r>
-      <w:proofErr w:type="gramStart"/>
-      <w:r>
-        <w:rPr>
-          <w:rFonts w:ascii="Arial" w:hAnsi="Arial" w:cs="Arial"/>
-          <w:sz w:val="24"/>
-          <w:szCs w:val="24"/>
-        </w:rPr>
-        <w:t>..</w:t>
-      </w:r>
-      <w:proofErr w:type="gramEnd"/>
+        <w:t xml:space="preserve"> bei erfolgreicher Übertragung..</w:t>
+      </w:r>
     </w:p>
     <w:p>
       <w:pPr>
@@ -1641,7 +1591,16 @@
           <w:sz w:val="24"/>
           <w:szCs w:val="24"/>
         </w:rPr>
-        <w:t>NPUT-SY</w:t>
+        <w:t>NPUT</w:t>
+      </w:r>
+      <w:r>
+        <w:rPr>
+          <w:rFonts w:ascii="Arial" w:hAnsi="Arial" w:cs="Arial"/>
+          <w:b/>
+          <w:sz w:val="24"/>
+          <w:szCs w:val="24"/>
+        </w:rPr>
+        <w:t>S-CF</w:t>
       </w:r>
       <w:r>
         <w:rPr>
@@ -1666,25 +1625,7 @@
           <w:sz w:val="24"/>
           <w:szCs w:val="24"/>
         </w:rPr>
-        <w:t>-</w:t>
-      </w:r>
-      <w:proofErr w:type="spellStart"/>
-      <w:r>
-        <w:rPr>
-          <w:rFonts w:ascii="Arial" w:hAnsi="Arial" w:cs="Arial"/>
-          <w:sz w:val="24"/>
-          <w:szCs w:val="24"/>
-        </w:rPr>
-        <w:t>Proramm</w:t>
-      </w:r>
-      <w:proofErr w:type="spellEnd"/>
-      <w:r>
-        <w:rPr>
-          <w:rFonts w:ascii="Arial" w:hAnsi="Arial" w:cs="Arial"/>
-          <w:sz w:val="24"/>
-          <w:szCs w:val="24"/>
-        </w:rPr>
-        <w:t xml:space="preserve"> auf Adresse 0100h laden und mit g100 starten. </w:t>
+        <w:t xml:space="preserve">-Proramm auf Adresse 0100h laden und mit g100 starten. </w:t>
       </w:r>
       <w:r>
         <w:rPr>
@@ -1889,7 +1830,34 @@
           <w:sz w:val="24"/>
           <w:szCs w:val="24"/>
         </w:rPr>
-        <w:t>NBPUT-CF</w:t>
+        <w:t>N</w:t>
+      </w:r>
+      <w:r>
+        <w:rPr>
+          <w:rFonts w:ascii="Arial" w:hAnsi="Arial" w:cs="Arial"/>
+          <w:b/>
+          <w:sz w:val="24"/>
+          <w:szCs w:val="24"/>
+        </w:rPr>
+        <w:t>PUT</w:t>
+      </w:r>
+      <w:r>
+        <w:rPr>
+          <w:rFonts w:ascii="Arial" w:hAnsi="Arial" w:cs="Arial"/>
+          <w:b/>
+          <w:sz w:val="24"/>
+          <w:szCs w:val="24"/>
+        </w:rPr>
+        <w:t>B</w:t>
+      </w:r>
+      <w:r>
+        <w:rPr>
+          <w:rFonts w:ascii="Arial" w:hAnsi="Arial" w:cs="Arial"/>
+          <w:b/>
+          <w:sz w:val="24"/>
+          <w:szCs w:val="24"/>
+        </w:rPr>
+        <w:t>-CF</w:t>
       </w:r>
       <w:r>
         <w:rPr>
@@ -1923,18 +1891,62 @@
           <w:sz w:val="24"/>
           <w:szCs w:val="24"/>
         </w:rPr>
-        <w:t xml:space="preserve">Der Medium ist jetzt bootfähig und enthält das CP/M System. Nach </w:t>
-      </w:r>
-      <w:proofErr w:type="gramStart"/>
-      <w:r>
-        <w:rPr>
-          <w:rFonts w:ascii="Arial" w:hAnsi="Arial" w:cs="Arial"/>
-          <w:sz w:val="24"/>
-          <w:szCs w:val="24"/>
-        </w:rPr>
-        <w:t>eine</w:t>
-      </w:r>
-      <w:proofErr w:type="gramEnd"/>
+        <w:t>Der Medium ist jetzt bootfähig und enthält das CP/M System. Nach eine Reset kann es über den Monitor gebootet werden (Kommando „I“ und entsprechendes Medium wählen).</w:t>
+      </w:r>
+    </w:p>
+    <w:p>
+      <w:pPr>
+        <w:rPr>
+          <w:rFonts w:ascii="Arial" w:hAnsi="Arial" w:cs="Arial"/>
+          <w:b/>
+          <w:sz w:val="24"/>
+          <w:szCs w:val="24"/>
+        </w:rPr>
+      </w:pPr>
+      <w:r>
+        <w:rPr>
+          <w:rFonts w:ascii="Arial" w:hAnsi="Arial" w:cs="Arial"/>
+          <w:b/>
+          <w:sz w:val="24"/>
+          <w:szCs w:val="24"/>
+        </w:rPr>
+        <w:t>Das Programm N</w:t>
+      </w:r>
+      <w:r>
+        <w:rPr>
+          <w:rFonts w:ascii="Arial" w:hAnsi="Arial" w:cs="Arial"/>
+          <w:b/>
+          <w:sz w:val="24"/>
+          <w:szCs w:val="24"/>
+        </w:rPr>
+        <w:t>GET übertragen</w:t>
+      </w:r>
+    </w:p>
+    <w:p>
+      <w:pPr>
+        <w:rPr>
+          <w:rFonts w:ascii="Arial" w:hAnsi="Arial" w:cs="Arial"/>
+          <w:sz w:val="24"/>
+          <w:szCs w:val="24"/>
+        </w:rPr>
+      </w:pPr>
+      <w:r>
+        <w:rPr>
+          <w:rFonts w:ascii="Arial" w:hAnsi="Arial" w:cs="Arial"/>
+          <w:sz w:val="24"/>
+          <w:szCs w:val="24"/>
+        </w:rPr>
+        <w:t xml:space="preserve">Mit </w:t>
+      </w:r>
+      <w:r>
+        <w:rPr>
+          <w:rFonts w:ascii="Arial" w:hAnsi="Arial" w:cs="Arial"/>
+          <w:b/>
+          <w:sz w:val="24"/>
+          <w:szCs w:val="24"/>
+        </w:rPr>
+        <w:t>r100</w:t>
+      </w:r>
       <w:r>
         <w:rPr>
           <w:rFonts w:ascii="Arial" w:hAnsi="Arial" w:cs="Arial"/>
@@ -1943,42 +1955,166 @@
         </w:rPr>
         <w:t xml:space="preserve"> </w:t>
       </w:r>
-      <w:proofErr w:type="spellStart"/>
-      <w:r>
-        <w:rPr>
-          <w:rFonts w:ascii="Arial" w:hAnsi="Arial" w:cs="Arial"/>
-          <w:sz w:val="24"/>
-          <w:szCs w:val="24"/>
-        </w:rPr>
-        <w:t>Reset</w:t>
-      </w:r>
-      <w:proofErr w:type="spellEnd"/>
-      <w:r>
-        <w:rPr>
-          <w:rFonts w:ascii="Arial" w:hAnsi="Arial" w:cs="Arial"/>
-          <w:sz w:val="24"/>
-          <w:szCs w:val="24"/>
-        </w:rPr>
-        <w:t xml:space="preserve"> kann es über den Monitor gebootet werden (Kommando „I“ und entsprechendes Medium wählen).</w:t>
-      </w:r>
-    </w:p>
-    <w:p>
-      <w:pPr>
-        <w:rPr>
-          <w:rFonts w:ascii="Arial" w:hAnsi="Arial" w:cs="Arial"/>
-          <w:b/>
-          <w:sz w:val="24"/>
-          <w:szCs w:val="24"/>
-        </w:rPr>
-      </w:pPr>
-      <w:r>
-        <w:rPr>
-          <w:rFonts w:ascii="Arial" w:hAnsi="Arial" w:cs="Arial"/>
-          <w:b/>
-          <w:sz w:val="24"/>
-          <w:szCs w:val="24"/>
-        </w:rPr>
-        <w:t>Das Programm NPCGET übertragen</w:t>
+      <w:r>
+        <w:rPr>
+          <w:rFonts w:ascii="Arial" w:hAnsi="Arial" w:cs="Arial"/>
+          <w:sz w:val="24"/>
+          <w:szCs w:val="24"/>
+        </w:rPr>
+        <w:sym w:font="Wingdings" w:char="F0E0"/>
+      </w:r>
+      <w:r>
+        <w:rPr>
+          <w:rFonts w:ascii="Arial" w:hAnsi="Arial" w:cs="Arial"/>
+          <w:sz w:val="24"/>
+          <w:szCs w:val="24"/>
+        </w:rPr>
+        <w:t xml:space="preserve"> </w:t>
+      </w:r>
+      <w:r>
+        <w:rPr>
+          <w:rFonts w:ascii="Arial" w:hAnsi="Arial" w:cs="Arial"/>
+          <w:b/>
+          <w:sz w:val="24"/>
+          <w:szCs w:val="24"/>
+        </w:rPr>
+        <w:t>Enter</w:t>
+      </w:r>
+      <w:r>
+        <w:rPr>
+          <w:rFonts w:ascii="Arial" w:hAnsi="Arial" w:cs="Arial"/>
+          <w:sz w:val="24"/>
+          <w:szCs w:val="24"/>
+        </w:rPr>
+        <w:t xml:space="preserve"> und „Send File“ </w:t>
+      </w:r>
+      <w:r>
+        <w:rPr>
+          <w:rFonts w:ascii="Arial" w:hAnsi="Arial" w:cs="Arial"/>
+          <w:b/>
+          <w:sz w:val="24"/>
+          <w:szCs w:val="24"/>
+        </w:rPr>
+        <w:t>N</w:t>
+      </w:r>
+      <w:r>
+        <w:rPr>
+          <w:rFonts w:ascii="Arial" w:hAnsi="Arial" w:cs="Arial"/>
+          <w:b/>
+          <w:sz w:val="24"/>
+          <w:szCs w:val="24"/>
+        </w:rPr>
+        <w:t>GET</w:t>
+      </w:r>
+      <w:r>
+        <w:rPr>
+          <w:rFonts w:ascii="Arial" w:hAnsi="Arial" w:cs="Arial"/>
+          <w:b/>
+          <w:sz w:val="24"/>
+          <w:szCs w:val="24"/>
+        </w:rPr>
+        <w:t>.HEX</w:t>
+      </w:r>
+      <w:r>
+        <w:rPr>
+          <w:rFonts w:ascii="Arial" w:hAnsi="Arial" w:cs="Arial"/>
+          <w:sz w:val="24"/>
+          <w:szCs w:val="24"/>
+        </w:rPr>
+        <w:t xml:space="preserve"> das Programm auf Adresse 100h laden.</w:t>
+      </w:r>
+    </w:p>
+    <w:p>
+      <w:pPr>
+        <w:rPr>
+          <w:rFonts w:ascii="Arial" w:hAnsi="Arial" w:cs="Arial"/>
+          <w:sz w:val="24"/>
+          <w:szCs w:val="24"/>
+        </w:rPr>
+      </w:pPr>
+      <w:r>
+        <w:rPr>
+          <w:rFonts w:ascii="Arial" w:hAnsi="Arial" w:cs="Arial"/>
+          <w:sz w:val="24"/>
+          <w:szCs w:val="24"/>
+        </w:rPr>
+        <w:t xml:space="preserve">Da der Bootloader </w:t>
+      </w:r>
+      <w:r>
+        <w:rPr>
+          <w:rFonts w:ascii="Arial" w:hAnsi="Arial" w:cs="Arial"/>
+          <w:sz w:val="24"/>
+          <w:szCs w:val="24"/>
+        </w:rPr>
+        <w:t xml:space="preserve">das Programm an Adresse 100h überschreiben würde, </w:t>
+      </w:r>
+      <w:r>
+        <w:rPr>
+          <w:rFonts w:ascii="Arial" w:hAnsi="Arial" w:cs="Arial"/>
+          <w:sz w:val="24"/>
+          <w:szCs w:val="24"/>
+        </w:rPr>
+        <w:t xml:space="preserve">startet man das CP/M direkt mit dem Monitor Befehl </w:t>
+      </w:r>
+      <w:r>
+        <w:rPr>
+          <w:rFonts w:ascii="Arial" w:hAnsi="Arial" w:cs="Arial"/>
+          <w:b/>
+          <w:sz w:val="24"/>
+          <w:szCs w:val="24"/>
+        </w:rPr>
+        <w:t>ge2</w:t>
+      </w:r>
+      <w:r>
+        <w:rPr>
+          <w:rFonts w:ascii="Arial" w:hAnsi="Arial" w:cs="Arial"/>
+          <w:b/>
+          <w:sz w:val="24"/>
+          <w:szCs w:val="24"/>
+        </w:rPr>
+        <w:t>00</w:t>
+      </w:r>
+      <w:r>
+        <w:rPr>
+          <w:rFonts w:ascii="Arial" w:hAnsi="Arial" w:cs="Arial"/>
+          <w:sz w:val="24"/>
+          <w:szCs w:val="24"/>
+        </w:rPr>
+        <w:t>.</w:t>
+      </w:r>
+    </w:p>
+    <w:p>
+      <w:pPr>
+        <w:rPr>
+          <w:rFonts w:ascii="Arial" w:hAnsi="Arial" w:cs="Arial"/>
+          <w:sz w:val="24"/>
+          <w:szCs w:val="24"/>
+        </w:rPr>
+      </w:pPr>
+      <w:r>
+        <w:rPr>
+          <w:rFonts w:ascii="Arial" w:hAnsi="Arial" w:cs="Arial"/>
+          <w:sz w:val="24"/>
+          <w:szCs w:val="24"/>
+        </w:rPr>
+        <w:t>NPCGET.HEX befindet sich immer noch im Speicher und kann mit dem CP/M-Kommando „</w:t>
+      </w:r>
+      <w:r>
+        <w:rPr>
+          <w:rFonts w:ascii="Arial" w:hAnsi="Arial" w:cs="Arial"/>
+          <w:b/>
+          <w:sz w:val="24"/>
+          <w:szCs w:val="24"/>
+        </w:rPr>
+        <w:t>save 5 npcget.com</w:t>
+      </w:r>
+      <w:r>
+        <w:rPr>
+          <w:rFonts w:ascii="Arial" w:hAnsi="Arial" w:cs="Arial"/>
+          <w:sz w:val="24"/>
+          <w:szCs w:val="24"/>
+        </w:rPr>
+        <w:t>“ auf dem Medium gespeichert werden.</w:t>
       </w:r>
     </w:p>
     <w:p>
@@ -2004,56 +2140,6 @@
           <w:sz w:val="24"/>
           <w:szCs w:val="24"/>
         </w:rPr>
-        <w:t>r100</w:t>
-      </w:r>
-      <w:r>
-        <w:rPr>
-          <w:rFonts w:ascii="Arial" w:hAnsi="Arial" w:cs="Arial"/>
-          <w:sz w:val="24"/>
-          <w:szCs w:val="24"/>
-        </w:rPr>
-        <w:t xml:space="preserve"> </w:t>
-      </w:r>
-      <w:r>
-        <w:rPr>
-          <w:rFonts w:ascii="Arial" w:hAnsi="Arial" w:cs="Arial"/>
-          <w:sz w:val="24"/>
-          <w:szCs w:val="24"/>
-        </w:rPr>
-        <w:sym w:font="Wingdings" w:char="F0E0"/>
-      </w:r>
-      <w:r>
-        <w:rPr>
-          <w:rFonts w:ascii="Arial" w:hAnsi="Arial" w:cs="Arial"/>
-          <w:sz w:val="24"/>
-          <w:szCs w:val="24"/>
-        </w:rPr>
-        <w:t xml:space="preserve"> </w:t>
-      </w:r>
-      <w:r>
-        <w:rPr>
-          <w:rFonts w:ascii="Arial" w:hAnsi="Arial" w:cs="Arial"/>
-          <w:b/>
-          <w:sz w:val="24"/>
-          <w:szCs w:val="24"/>
-        </w:rPr>
-        <w:t>Enter</w:t>
-      </w:r>
-      <w:r>
-        <w:rPr>
-          <w:rFonts w:ascii="Arial" w:hAnsi="Arial" w:cs="Arial"/>
-          <w:sz w:val="24"/>
-          <w:szCs w:val="24"/>
-        </w:rPr>
-        <w:t xml:space="preserve"> und „Send File“ </w:t>
-      </w:r>
-      <w:r>
-        <w:rPr>
-          <w:rFonts w:ascii="Arial" w:hAnsi="Arial" w:cs="Arial"/>
-          <w:b/>
-          <w:sz w:val="24"/>
-          <w:szCs w:val="24"/>
-        </w:rPr>
         <w:t>N</w:t>
       </w:r>
       <w:r>
@@ -2063,152 +2149,32 @@
           <w:sz w:val="24"/>
           <w:szCs w:val="24"/>
         </w:rPr>
-        <w:t>PCGET</w:t>
-      </w:r>
-      <w:r>
-        <w:rPr>
-          <w:rFonts w:ascii="Arial" w:hAnsi="Arial" w:cs="Arial"/>
-          <w:b/>
-          <w:sz w:val="24"/>
-          <w:szCs w:val="24"/>
-        </w:rPr>
-        <w:t>.HEX</w:t>
-      </w:r>
-      <w:r>
-        <w:rPr>
-          <w:rFonts w:ascii="Arial" w:hAnsi="Arial" w:cs="Arial"/>
-          <w:sz w:val="24"/>
-          <w:szCs w:val="24"/>
-        </w:rPr>
-        <w:t xml:space="preserve"> das Programm auf Adresse 100h laden.</w:t>
-      </w:r>
-    </w:p>
-    <w:p>
-      <w:pPr>
-        <w:rPr>
-          <w:rFonts w:ascii="Arial" w:hAnsi="Arial" w:cs="Arial"/>
-          <w:sz w:val="24"/>
-          <w:szCs w:val="24"/>
-        </w:rPr>
-      </w:pPr>
-      <w:r>
-        <w:rPr>
-          <w:rFonts w:ascii="Arial" w:hAnsi="Arial" w:cs="Arial"/>
-          <w:sz w:val="24"/>
-          <w:szCs w:val="24"/>
-        </w:rPr>
-        <w:t xml:space="preserve">Da der </w:t>
-      </w:r>
-      <w:proofErr w:type="spellStart"/>
-      <w:r>
-        <w:rPr>
-          <w:rFonts w:ascii="Arial" w:hAnsi="Arial" w:cs="Arial"/>
-          <w:sz w:val="24"/>
-          <w:szCs w:val="24"/>
-        </w:rPr>
-        <w:t>Bootloader</w:t>
-      </w:r>
-      <w:proofErr w:type="spellEnd"/>
-      <w:r>
-        <w:rPr>
-          <w:rFonts w:ascii="Arial" w:hAnsi="Arial" w:cs="Arial"/>
-          <w:sz w:val="24"/>
-          <w:szCs w:val="24"/>
-        </w:rPr>
-        <w:t xml:space="preserve"> </w:t>
-      </w:r>
-      <w:r>
-        <w:rPr>
-          <w:rFonts w:ascii="Arial" w:hAnsi="Arial" w:cs="Arial"/>
-          <w:sz w:val="24"/>
-          <w:szCs w:val="24"/>
-        </w:rPr>
-        <w:t xml:space="preserve">das Programm an Adresse 100h überschreiben würde, </w:t>
-      </w:r>
-      <w:r>
-        <w:rPr>
-          <w:rFonts w:ascii="Arial" w:hAnsi="Arial" w:cs="Arial"/>
-          <w:sz w:val="24"/>
-          <w:szCs w:val="24"/>
-        </w:rPr>
-        <w:t xml:space="preserve">startet man das CP/M direkt mit dem Monitor Befehl </w:t>
-      </w:r>
-      <w:r>
-        <w:rPr>
-          <w:rFonts w:ascii="Arial" w:hAnsi="Arial" w:cs="Arial"/>
-          <w:b/>
-          <w:sz w:val="24"/>
-          <w:szCs w:val="24"/>
-        </w:rPr>
-        <w:t>ge2</w:t>
-      </w:r>
-      <w:r>
-        <w:rPr>
-          <w:rFonts w:ascii="Arial" w:hAnsi="Arial" w:cs="Arial"/>
-          <w:b/>
-          <w:sz w:val="24"/>
-          <w:szCs w:val="24"/>
-        </w:rPr>
-        <w:t>00</w:t>
-      </w:r>
-      <w:r>
-        <w:rPr>
-          <w:rFonts w:ascii="Arial" w:hAnsi="Arial" w:cs="Arial"/>
-          <w:sz w:val="24"/>
-          <w:szCs w:val="24"/>
-        </w:rPr>
-        <w:t>.</w:t>
-      </w:r>
-    </w:p>
-    <w:p>
-      <w:pPr>
-        <w:rPr>
-          <w:rFonts w:ascii="Arial" w:hAnsi="Arial" w:cs="Arial"/>
-          <w:sz w:val="24"/>
-          <w:szCs w:val="24"/>
-        </w:rPr>
-      </w:pPr>
-      <w:r>
-        <w:rPr>
-          <w:rFonts w:ascii="Arial" w:hAnsi="Arial" w:cs="Arial"/>
-          <w:sz w:val="24"/>
-          <w:szCs w:val="24"/>
-        </w:rPr>
-        <w:t>NPCGET.HEX befindet sich immer noch im Speicher und kann mit dem CP/M-Kommando „</w:t>
-      </w:r>
-      <w:r>
-        <w:rPr>
-          <w:rFonts w:ascii="Arial" w:hAnsi="Arial" w:cs="Arial"/>
-          <w:b/>
-          <w:sz w:val="24"/>
-          <w:szCs w:val="24"/>
-        </w:rPr>
-        <w:t>save 5 npcget.com</w:t>
-      </w:r>
-      <w:r>
-        <w:rPr>
-          <w:rFonts w:ascii="Arial" w:hAnsi="Arial" w:cs="Arial"/>
-          <w:sz w:val="24"/>
-          <w:szCs w:val="24"/>
-        </w:rPr>
-        <w:t>“ auf dem Medium gespeichert werden.</w:t>
-      </w:r>
-    </w:p>
-    <w:p>
-      <w:pPr>
-        <w:rPr>
-          <w:rFonts w:ascii="Arial" w:hAnsi="Arial" w:cs="Arial"/>
-          <w:sz w:val="24"/>
-          <w:szCs w:val="24"/>
-        </w:rPr>
-      </w:pPr>
-      <w:r>
-        <w:rPr>
-          <w:rFonts w:ascii="Arial" w:hAnsi="Arial" w:cs="Arial"/>
-          <w:sz w:val="24"/>
-          <w:szCs w:val="24"/>
-        </w:rPr>
-        <w:t xml:space="preserve">Mit </w:t>
+        <w:t>GET</w:t>
+      </w:r>
+      <w:r>
+        <w:rPr>
+          <w:rFonts w:ascii="Arial" w:hAnsi="Arial" w:cs="Arial"/>
+          <w:sz w:val="24"/>
+          <w:szCs w:val="24"/>
+        </w:rPr>
+        <w:t xml:space="preserve"> können jetzt weitere Programme über das Xmodem-Protokoll mit TeraTerm gesendet werden.</w:t>
+      </w:r>
+    </w:p>
+    <w:p>
+      <w:pPr>
+        <w:rPr>
+          <w:rFonts w:ascii="Arial" w:hAnsi="Arial" w:cs="Arial"/>
+          <w:sz w:val="24"/>
+          <w:szCs w:val="24"/>
+        </w:rPr>
+      </w:pPr>
+      <w:r>
+        <w:rPr>
+          <w:rFonts w:ascii="Arial" w:hAnsi="Arial" w:cs="Arial"/>
+          <w:sz w:val="24"/>
+          <w:szCs w:val="24"/>
+        </w:rPr>
+        <w:t>Dazu in der CP/M-Kommandozeile „</w:t>
       </w:r>
       <w:r>
         <w:rPr>
@@ -2226,98 +2192,8 @@
           <w:sz w:val="24"/>
           <w:szCs w:val="24"/>
         </w:rPr>
-        <w:t>PC</w:t>
-      </w:r>
-      <w:r>
-        <w:rPr>
-          <w:rFonts w:ascii="Arial" w:hAnsi="Arial" w:cs="Arial"/>
-          <w:b/>
-          <w:sz w:val="24"/>
-          <w:szCs w:val="24"/>
-        </w:rPr>
-        <w:t>GET</w:t>
-      </w:r>
-      <w:r>
-        <w:rPr>
-          <w:rFonts w:ascii="Arial" w:hAnsi="Arial" w:cs="Arial"/>
-          <w:sz w:val="24"/>
-          <w:szCs w:val="24"/>
-        </w:rPr>
-        <w:t xml:space="preserve"> können jetzt weitere Programme über das </w:t>
-      </w:r>
-      <w:proofErr w:type="spellStart"/>
-      <w:r>
-        <w:rPr>
-          <w:rFonts w:ascii="Arial" w:hAnsi="Arial" w:cs="Arial"/>
-          <w:sz w:val="24"/>
-          <w:szCs w:val="24"/>
-        </w:rPr>
-        <w:t>Xmodem</w:t>
-      </w:r>
-      <w:proofErr w:type="spellEnd"/>
-      <w:r>
-        <w:rPr>
-          <w:rFonts w:ascii="Arial" w:hAnsi="Arial" w:cs="Arial"/>
-          <w:sz w:val="24"/>
-          <w:szCs w:val="24"/>
-        </w:rPr>
-        <w:t xml:space="preserve">-Protokoll mit </w:t>
-      </w:r>
-      <w:proofErr w:type="spellStart"/>
-      <w:r>
-        <w:rPr>
-          <w:rFonts w:ascii="Arial" w:hAnsi="Arial" w:cs="Arial"/>
-          <w:sz w:val="24"/>
-          <w:szCs w:val="24"/>
-        </w:rPr>
-        <w:t>TeraTerm</w:t>
-      </w:r>
-      <w:proofErr w:type="spellEnd"/>
-      <w:r>
-        <w:rPr>
-          <w:rFonts w:ascii="Arial" w:hAnsi="Arial" w:cs="Arial"/>
-          <w:sz w:val="24"/>
-          <w:szCs w:val="24"/>
-        </w:rPr>
-        <w:t xml:space="preserve"> gesendet werden.</w:t>
-      </w:r>
-    </w:p>
-    <w:p>
-      <w:pPr>
-        <w:rPr>
-          <w:rFonts w:ascii="Arial" w:hAnsi="Arial" w:cs="Arial"/>
-          <w:sz w:val="24"/>
-          <w:szCs w:val="24"/>
-        </w:rPr>
-      </w:pPr>
-      <w:r>
-        <w:rPr>
-          <w:rFonts w:ascii="Arial" w:hAnsi="Arial" w:cs="Arial"/>
-          <w:sz w:val="24"/>
-          <w:szCs w:val="24"/>
-        </w:rPr>
-        <w:t>Dazu in der CP/M-Kommandozeile „</w:t>
-      </w:r>
-      <w:r>
-        <w:rPr>
-          <w:rFonts w:ascii="Arial" w:hAnsi="Arial" w:cs="Arial"/>
-          <w:b/>
-          <w:sz w:val="24"/>
-          <w:szCs w:val="24"/>
-        </w:rPr>
-        <w:t xml:space="preserve">NPCGET </w:t>
-      </w:r>
-      <w:proofErr w:type="spellStart"/>
-      <w:r>
-        <w:rPr>
-          <w:rFonts w:ascii="Arial" w:hAnsi="Arial" w:cs="Arial"/>
-          <w:b/>
-          <w:sz w:val="24"/>
-          <w:szCs w:val="24"/>
-        </w:rPr>
-        <w:t>dateiname</w:t>
-      </w:r>
-      <w:proofErr w:type="spellEnd"/>
+        <w:t>GET dateiname</w:t>
+      </w:r>
       <w:r>
         <w:rPr>
           <w:rFonts w:ascii="Arial" w:hAnsi="Arial" w:cs="Arial"/>
@@ -2332,25 +2208,7 @@
           <w:sz w:val="24"/>
           <w:szCs w:val="24"/>
         </w:rPr>
-        <w:t xml:space="preserve">oder das Programm in </w:t>
-      </w:r>
-      <w:proofErr w:type="spellStart"/>
-      <w:r>
-        <w:rPr>
-          <w:rFonts w:ascii="Arial" w:hAnsi="Arial" w:cs="Arial"/>
-          <w:sz w:val="24"/>
-          <w:szCs w:val="24"/>
-        </w:rPr>
-        <w:t>TeraTerm</w:t>
-      </w:r>
-      <w:proofErr w:type="spellEnd"/>
-      <w:r>
-        <w:rPr>
-          <w:rFonts w:ascii="Arial" w:hAnsi="Arial" w:cs="Arial"/>
-          <w:sz w:val="24"/>
-          <w:szCs w:val="24"/>
-        </w:rPr>
-        <w:t xml:space="preserve"> mit </w:t>
+        <w:t xml:space="preserve">oder das Programm in TeraTerm mit </w:t>
       </w:r>
       <w:r>
         <w:rPr>
@@ -2391,25 +2249,7 @@
           <w:sz w:val="24"/>
           <w:szCs w:val="24"/>
         </w:rPr>
-        <w:t xml:space="preserve"> Repository von Ulrich </w:t>
-      </w:r>
-      <w:proofErr w:type="spellStart"/>
-      <w:r>
-        <w:rPr>
-          <w:rFonts w:ascii="Arial" w:hAnsi="Arial" w:cs="Arial"/>
-          <w:sz w:val="24"/>
-          <w:szCs w:val="24"/>
-        </w:rPr>
-        <w:t>Haumann</w:t>
-      </w:r>
-      <w:proofErr w:type="spellEnd"/>
-      <w:r>
-        <w:rPr>
-          <w:rFonts w:ascii="Arial" w:hAnsi="Arial" w:cs="Arial"/>
-          <w:sz w:val="24"/>
-          <w:szCs w:val="24"/>
-        </w:rPr>
-        <w:t xml:space="preserve"> </w:t>
+        <w:t xml:space="preserve"> Repository von Ulrich Haumann </w:t>
       </w:r>
       <w:hyperlink r:id="rId7" w:history="1">
         <w:r>
@@ -2564,7 +2404,7 @@
       <w:rPr>
         <w:noProof/>
       </w:rPr>
-      <w:t xml:space="preserve"> 2 -</w:t>
+      <w:t xml:space="preserve"> 1 -</w:t>
     </w:r>
     <w:r>
       <w:rPr>
